--- a/Ru9_AI_Agent_Strategy.docx
+++ b/Ru9_AI_Agent_Strategy.docx
@@ -150,6 +150,14 @@
     </w:p>
     <w:p>
       <w:pPr>
+        <w:spacing w:after="120" w:before="0" w:line="300"/>
+      </w:pPr>
+      <w:r>
+        <w:t xml:space="preserve">The platform pairs OpenClaw as the self-hosted orchestration layer with Claude as the reasoning engine. OpenClaw owns sessions, channel routing, tool execution, and the multi-agent council; Claude provides the language and reasoning. The combination keeps Ru9 customer data inside Ru9-controlled infrastructure (PDPD-friendly) while still drawing on a frontier-grade model.</w:t>
+      </w:r>
+    </w:p>
+    <w:p>
+      <w:pPr>
         <w:pBdr>
           <w:left w:val="single" w:color="C75A4D" w:sz="24" w:space="8"/>
         </w:pBdr>
@@ -164,7 +172,7 @@
           <w:sz w:val="22"/>
           <w:szCs w:val="22"/>
         </w:rPr>
-        <w:t xml:space="preserve">Three bets, five agents, four phases, one platform — built in Vietnam, designed for scale.</w:t>
+        <w:t xml:space="preserve">Three bets, five agents, four phases, one platform — built on OpenClaw + Claude, deployed in Vietnam, designed for scale.</w:t>
       </w:r>
     </w:p>
     <w:p>
@@ -4117,59 +4125,111 @@
         <w:pStyle w:val="Heading3"/>
       </w:pPr>
       <w:r>
-        <w:t xml:space="preserve">Layer 4 — AI layer</w:t>
-      </w:r>
-    </w:p>
-    <w:p>
-      <w:pPr>
-        <w:pStyle w:val="ListParagraph"/>
-        <w:numPr>
-          <w:ilvl w:val="0"/>
-          <w:numId w:val="2"/>
-        </w:numPr>
-        <w:spacing w:after="80" w:before="0" w:line="280"/>
-      </w:pPr>
-      <w:r>
-        <w:t xml:space="preserve">RAG vector store for SOPs, product docs, policies, vetted past transcripts. Recommended: pgvector on managed Postgres for governance simplicity at this stage; revisit Pinecone if scale demands.</w:t>
-      </w:r>
-    </w:p>
-    <w:p>
-      <w:pPr>
-        <w:pStyle w:val="ListParagraph"/>
-        <w:numPr>
-          <w:ilvl w:val="0"/>
-          <w:numId w:val="2"/>
-        </w:numPr>
-        <w:spacing w:after="80" w:before="0" w:line="280"/>
-      </w:pPr>
-      <w:r>
-        <w:t xml:space="preserve">Reasoning model: Claude via the Anthropic API, with Vietnamese-tuned prompts and a Ru9 voice guide bundled into system prompts.</w:t>
-      </w:r>
-    </w:p>
-    <w:p>
-      <w:pPr>
-        <w:pStyle w:val="ListParagraph"/>
-        <w:numPr>
-          <w:ilvl w:val="0"/>
-          <w:numId w:val="2"/>
-        </w:numPr>
-        <w:spacing w:after="80" w:before="0" w:line="280"/>
-      </w:pPr>
-      <w:r>
-        <w:t xml:space="preserve">Agent orchestration with shared tool registry and shared eval harness. One place to add a new tool; one place to add a new test case.</w:t>
-      </w:r>
-    </w:p>
-    <w:p>
-      <w:pPr>
-        <w:pStyle w:val="ListParagraph"/>
-        <w:numPr>
-          <w:ilvl w:val="0"/>
-          <w:numId w:val="2"/>
-        </w:numPr>
-        <w:spacing w:after="80" w:before="0" w:line="280"/>
-      </w:pPr>
-      <w:r>
-        <w:t xml:space="preserve">Per-agent observability: traces, costs, latencies, escalation rates, eval scores.</w:t>
+        <w:t xml:space="preserve">Layer 4 — AI layer (OpenClaw + Claude)</w:t>
+      </w:r>
+    </w:p>
+    <w:p>
+      <w:pPr>
+        <w:pStyle w:val="ListParagraph"/>
+        <w:numPr>
+          <w:ilvl w:val="0"/>
+          <w:numId w:val="2"/>
+        </w:numPr>
+        <w:spacing w:after="80" w:before="0" w:line="280"/>
+      </w:pPr>
+      <w:r>
+        <w:t xml:space="preserve">Orchestrator: OpenClaw Gateway, self-hosted. Acts as the single source of truth for sessions, channel routing, and connection state. WebSocket-based, hub-and-spoke design.</w:t>
+      </w:r>
+    </w:p>
+    <w:p>
+      <w:pPr>
+        <w:pStyle w:val="ListParagraph"/>
+        <w:numPr>
+          <w:ilvl w:val="0"/>
+          <w:numId w:val="2"/>
+        </w:numPr>
+        <w:spacing w:after="80" w:before="0" w:line="280"/>
+      </w:pPr>
+      <w:r>
+        <w:t xml:space="preserve">Agent runtime: each of the five agents is defined as an OpenClaw runtime config — own system prompt, own tool allow-list, own memory policy. Multi-agent council mode enables cross-agent handoffs.</w:t>
+      </w:r>
+    </w:p>
+    <w:p>
+      <w:pPr>
+        <w:pStyle w:val="ListParagraph"/>
+        <w:numPr>
+          <w:ilvl w:val="0"/>
+          <w:numId w:val="2"/>
+        </w:numPr>
+        <w:spacing w:after="80" w:before="0" w:line="280"/>
+      </w:pPr>
+      <w:r>
+        <w:t xml:space="preserve">Reasoning model: Claude via the Anthropic API, called through OpenClaw's Claude Engine + Proxy Handler. Vietnamese-tuned prompts and a Ru9 voice guide bundled into the system prompts.</w:t>
+      </w:r>
+    </w:p>
+    <w:p>
+      <w:pPr>
+        <w:pStyle w:val="ListParagraph"/>
+        <w:numPr>
+          <w:ilvl w:val="0"/>
+          <w:numId w:val="2"/>
+        </w:numPr>
+        <w:spacing w:after="80" w:before="0" w:line="280"/>
+      </w:pPr>
+      <w:r>
+        <w:t xml:space="preserve">Tool execution: OpenClaw's Execution Layer intercepts tool calls and runs them inside per-session Docker sandboxes. The shared tool registry sits behind this — typed wrappers around Lark, POS, BigQuery, Power BI.</w:t>
+      </w:r>
+    </w:p>
+    <w:p>
+      <w:pPr>
+        <w:pStyle w:val="ListParagraph"/>
+        <w:numPr>
+          <w:ilvl w:val="0"/>
+          <w:numId w:val="2"/>
+        </w:numPr>
+        <w:spacing w:after="80" w:before="0" w:line="280"/>
+      </w:pPr>
+      <w:r>
+        <w:t xml:space="preserve">RAG vector store for SOPs, product docs, policies, vetted past transcripts. Recommended: pgvector on managed Postgres for governance simplicity at this stage; revisit Pinecone if scale demands. Pulled into context by the OpenClaw Reasoning Layer.</w:t>
+      </w:r>
+    </w:p>
+    <w:p>
+      <w:pPr>
+        <w:pStyle w:val="ListParagraph"/>
+        <w:numPr>
+          <w:ilvl w:val="0"/>
+          <w:numId w:val="2"/>
+        </w:numPr>
+        <w:spacing w:after="80" w:before="0" w:line="280"/>
+      </w:pPr>
+      <w:r>
+        <w:t xml:space="preserve">Memory: OpenClaw's Memory System holds session state and short-term context; long-term knowledge lives in the RAG store and the Customer 360 mart.</w:t>
+      </w:r>
+    </w:p>
+    <w:p>
+      <w:pPr>
+        <w:pStyle w:val="ListParagraph"/>
+        <w:numPr>
+          <w:ilvl w:val="0"/>
+          <w:numId w:val="2"/>
+        </w:numPr>
+        <w:spacing w:after="80" w:before="0" w:line="280"/>
+      </w:pPr>
+      <w:r>
+        <w:t xml:space="preserve">Governance plane: OpenClaw Mission Control gives Ops, CX, and Tech leads one console for live sessions, approval queues, traces, costs, eval scores, and PDPD audit log.</w:t>
+      </w:r>
+    </w:p>
+    <w:p>
+      <w:pPr>
+        <w:pStyle w:val="ListParagraph"/>
+        <w:numPr>
+          <w:ilvl w:val="0"/>
+          <w:numId w:val="2"/>
+        </w:numPr>
+        <w:spacing w:after="80" w:before="0" w:line="280"/>
+      </w:pPr>
+      <w:r>
+        <w:t xml:space="preserve">Per-agent observability: traces, costs, latencies, escalation rates, eval scores — surfaced in Mission Control and exported to LangSmith / Helicone for deeper analysis.</w:t>
       </w:r>
     </w:p>
     <w:p>
@@ -4429,6 +4489,473 @@
       </w:r>
     </w:p>
     <w:p>
+      <w:pPr>
+        <w:pStyle w:val="Heading2"/>
+      </w:pPr>
+      <w:r>
+        <w:t xml:space="preserve">5.5  Deployment topology</w:t>
+      </w:r>
+    </w:p>
+    <w:p>
+      <w:pPr>
+        <w:spacing w:after="120" w:before="0" w:line="300"/>
+      </w:pPr>
+      <w:r>
+        <w:t xml:space="preserve">OpenClaw is self-hosted, which gives Ru9 control of where customer data lives. Recommended topology, all in a single APAC VPC:</w:t>
+      </w:r>
+    </w:p>
+    <w:p>
+      <w:pPr>
+        <w:pStyle w:val="ListParagraph"/>
+        <w:numPr>
+          <w:ilvl w:val="0"/>
+          <w:numId w:val="2"/>
+        </w:numPr>
+        <w:spacing w:after="80" w:before="0" w:line="280"/>
+      </w:pPr>
+      <w:r>
+        <w:t xml:space="preserve">OpenClaw Gateway VM in Singapore (GCP asia-southeast1 or equivalent). Public WebSocket endpoint behind a managed load balancer. TLS terminated at the LB.</w:t>
+      </w:r>
+    </w:p>
+    <w:p>
+      <w:pPr>
+        <w:pStyle w:val="ListParagraph"/>
+        <w:numPr>
+          <w:ilvl w:val="0"/>
+          <w:numId w:val="2"/>
+        </w:numPr>
+        <w:spacing w:after="80" w:before="0" w:line="280"/>
+      </w:pPr>
+      <w:r>
+        <w:t xml:space="preserve">Agent Runtime VM(s), private subnet. Sandbox runner uses Docker; outbound network restricted to the tool-registry allow-list and the Anthropic API.</w:t>
+      </w:r>
+    </w:p>
+    <w:p>
+      <w:pPr>
+        <w:pStyle w:val="ListParagraph"/>
+        <w:numPr>
+          <w:ilvl w:val="0"/>
+          <w:numId w:val="2"/>
+        </w:numPr>
+        <w:spacing w:after="80" w:before="0" w:line="280"/>
+      </w:pPr>
+      <w:r>
+        <w:t xml:space="preserve">Mission Control behind Ru9's existing Lark SSO so approvals reuse existing identity.</w:t>
+      </w:r>
+    </w:p>
+    <w:p>
+      <w:pPr>
+        <w:pStyle w:val="ListParagraph"/>
+        <w:numPr>
+          <w:ilvl w:val="0"/>
+          <w:numId w:val="2"/>
+        </w:numPr>
+        <w:spacing w:after="80" w:before="0" w:line="280"/>
+      </w:pPr>
+      <w:r>
+        <w:t xml:space="preserve">BigQuery in the same APAC region. RAG Postgres (with pgvector) in the same VPC. Power BI workspace in APAC tenant.</w:t>
+      </w:r>
+    </w:p>
+    <w:p>
+      <w:pPr>
+        <w:pStyle w:val="ListParagraph"/>
+        <w:numPr>
+          <w:ilvl w:val="0"/>
+          <w:numId w:val="2"/>
+        </w:numPr>
+        <w:spacing w:after="80" w:before="0" w:line="280"/>
+      </w:pPr>
+      <w:r>
+        <w:t xml:space="preserve">Egress to the Anthropic API is the only external network call from the reasoning path. All other tool calls (Lark, POS, BigQuery, Power BI) stay inside the APAC VPC.</w:t>
+      </w:r>
+    </w:p>
+    <w:p>
+      <w:pPr>
+        <w:pBdr>
+          <w:left w:val="single" w:color="C75A4D" w:sz="24" w:space="8"/>
+        </w:pBdr>
+        <w:spacing w:after="240" w:before="120" w:line="280"/>
+        <w:ind w:left="240"/>
+      </w:pPr>
+      <w:r>
+        <w:rPr>
+          <w:i/>
+          <w:iCs/>
+          <w:color w:val="5A6478"/>
+          <w:sz w:val="22"/>
+          <w:szCs w:val="22"/>
+        </w:rPr>
+        <w:t xml:space="preserve">This topology satisfies PDPD's data-localization expectations: customer data never leaves the APAC region; only the reasoning prompt — with PII masked — crosses the boundary to the model.</w:t>
+      </w:r>
+    </w:p>
+    <w:p>
+      <w:pPr>
+        <w:pStyle w:val="Heading2"/>
+      </w:pPr>
+      <w:r>
+        <w:t xml:space="preserve">5.6  Channel adapters</w:t>
+      </w:r>
+    </w:p>
+    <w:p>
+      <w:pPr>
+        <w:spacing w:after="120" w:before="0" w:line="300"/>
+      </w:pPr>
+      <w:r>
+        <w:t xml:space="preserve">OpenClaw ships first-class channel modules for WhatsApp, iMessage, Slack, web, and CLI. Lark Messenger, Zalo OA, and FB Messenger are not in the box, so adapters must be built. Two viable approaches:</w:t>
+      </w:r>
+    </w:p>
+    <w:tbl>
+      <w:tblPr>
+        <w:tblW w:type="dxa" w:w="10080"/>
+        <w:tblBorders>
+          <w:top w:val="single" w:color="auto" w:sz="4"/>
+          <w:left w:val="single" w:color="auto" w:sz="4"/>
+          <w:bottom w:val="single" w:color="auto" w:sz="4"/>
+          <w:right w:val="single" w:color="auto" w:sz="4"/>
+          <w:insideH w:val="single" w:color="auto" w:sz="4"/>
+          <w:insideV w:val="single" w:color="auto" w:sz="4"/>
+        </w:tblBorders>
+      </w:tblPr>
+      <w:tblGrid>
+        <w:gridCol w:w="4233"/>
+        <w:gridCol w:w="1814"/>
+        <w:gridCol w:w="4033"/>
+      </w:tblGrid>
+      <w:tr>
+        <w:trPr>
+          <w:tblHeader/>
+        </w:trPr>
+        <w:tc>
+          <w:tcPr>
+            <w:tcW w:type="dxa" w:w="4233"/>
+            <w:tcBorders>
+              <w:top w:val="single" w:color="D9D2C7" w:sz="4"/>
+              <w:left w:val="single" w:color="D9D2C7" w:sz="4"/>
+              <w:bottom w:val="single" w:color="D9D2C7" w:sz="4"/>
+              <w:right w:val="single" w:color="D9D2C7" w:sz="4"/>
+            </w:tcBorders>
+            <w:shd w:fill="1A2547" w:val="clear"/>
+            <w:tcMar>
+              <w:top w:type="dxa" w:w="100"/>
+              <w:left w:type="dxa" w:w="140"/>
+              <w:bottom w:type="dxa" w:w="100"/>
+              <w:right w:type="dxa" w:w="140"/>
+            </w:tcMar>
+          </w:tcPr>
+          <w:p>
+            <w:pPr>
+              <w:spacing w:after="0" w:before="0"/>
+            </w:pPr>
+            <w:r>
+              <w:rPr>
+                <w:b/>
+                <w:bCs/>
+                <w:color w:val="FFFFFF"/>
+                <w:sz w:val="22"/>
+                <w:szCs w:val="22"/>
+              </w:rPr>
+              <w:t xml:space="preserve">Approach</w:t>
+            </w:r>
+          </w:p>
+        </w:tc>
+        <w:tc>
+          <w:tcPr>
+            <w:tcW w:type="dxa" w:w="1814"/>
+            <w:tcBorders>
+              <w:top w:val="single" w:color="D9D2C7" w:sz="4"/>
+              <w:left w:val="single" w:color="D9D2C7" w:sz="4"/>
+              <w:bottom w:val="single" w:color="D9D2C7" w:sz="4"/>
+              <w:right w:val="single" w:color="D9D2C7" w:sz="4"/>
+            </w:tcBorders>
+            <w:shd w:fill="1A2547" w:val="clear"/>
+            <w:tcMar>
+              <w:top w:type="dxa" w:w="100"/>
+              <w:left w:type="dxa" w:w="140"/>
+              <w:bottom w:type="dxa" w:w="100"/>
+              <w:right w:type="dxa" w:w="140"/>
+            </w:tcMar>
+          </w:tcPr>
+          <w:p>
+            <w:pPr>
+              <w:spacing w:after="0" w:before="0"/>
+            </w:pPr>
+            <w:r>
+              <w:rPr>
+                <w:b/>
+                <w:bCs/>
+                <w:color w:val="FFFFFF"/>
+                <w:sz w:val="22"/>
+                <w:szCs w:val="22"/>
+              </w:rPr>
+              <w:t xml:space="preserve">Effort per channel</w:t>
+            </w:r>
+          </w:p>
+        </w:tc>
+        <w:tc>
+          <w:tcPr>
+            <w:tcW w:type="dxa" w:w="4033"/>
+            <w:tcBorders>
+              <w:top w:val="single" w:color="D9D2C7" w:sz="4"/>
+              <w:left w:val="single" w:color="D9D2C7" w:sz="4"/>
+              <w:bottom w:val="single" w:color="D9D2C7" w:sz="4"/>
+              <w:right w:val="single" w:color="D9D2C7" w:sz="4"/>
+            </w:tcBorders>
+            <w:shd w:fill="1A2547" w:val="clear"/>
+            <w:tcMar>
+              <w:top w:type="dxa" w:w="100"/>
+              <w:left w:type="dxa" w:w="140"/>
+              <w:bottom w:type="dxa" w:w="100"/>
+              <w:right w:type="dxa" w:w="140"/>
+            </w:tcMar>
+          </w:tcPr>
+          <w:p>
+            <w:pPr>
+              <w:spacing w:after="0" w:before="0"/>
+            </w:pPr>
+            <w:r>
+              <w:rPr>
+                <w:b/>
+                <w:bCs/>
+                <w:color w:val="FFFFFF"/>
+                <w:sz w:val="22"/>
+                <w:szCs w:val="22"/>
+              </w:rPr>
+              <w:t xml:space="preserve">Trade-off</w:t>
+            </w:r>
+          </w:p>
+        </w:tc>
+      </w:tr>
+      <w:tr>
+        <w:tc>
+          <w:tcPr>
+            <w:tcW w:type="dxa" w:w="4233"/>
+            <w:tcBorders>
+              <w:top w:val="single" w:color="D9D2C7" w:sz="4"/>
+              <w:left w:val="single" w:color="D9D2C7" w:sz="4"/>
+              <w:bottom w:val="single" w:color="D9D2C7" w:sz="4"/>
+              <w:right w:val="single" w:color="D9D2C7" w:sz="4"/>
+            </w:tcBorders>
+            <w:shd w:fill="FFFFFF" w:val="clear"/>
+            <w:tcMar>
+              <w:top w:type="dxa" w:w="100"/>
+              <w:left w:type="dxa" w:w="140"/>
+              <w:bottom w:type="dxa" w:w="100"/>
+              <w:right w:type="dxa" w:w="140"/>
+            </w:tcMar>
+          </w:tcPr>
+          <w:p>
+            <w:pPr>
+              <w:spacing w:after="0" w:before="0"/>
+            </w:pPr>
+            <w:r>
+              <w:rPr>
+                <w:color w:val="2A3142"/>
+                <w:sz w:val="20"/>
+                <w:szCs w:val="20"/>
+              </w:rPr>
+              <w:t xml:space="preserve">Bridge via n8n / Lark Anycross — translate inbound webhooks to OpenClaw Gateway WebSocket protocol</w:t>
+            </w:r>
+          </w:p>
+        </w:tc>
+        <w:tc>
+          <w:tcPr>
+            <w:tcW w:type="dxa" w:w="1814"/>
+            <w:tcBorders>
+              <w:top w:val="single" w:color="D9D2C7" w:sz="4"/>
+              <w:left w:val="single" w:color="D9D2C7" w:sz="4"/>
+              <w:bottom w:val="single" w:color="D9D2C7" w:sz="4"/>
+              <w:right w:val="single" w:color="D9D2C7" w:sz="4"/>
+            </w:tcBorders>
+            <w:shd w:fill="FFFFFF" w:val="clear"/>
+            <w:tcMar>
+              <w:top w:type="dxa" w:w="100"/>
+              <w:left w:type="dxa" w:w="140"/>
+              <w:bottom w:type="dxa" w:w="100"/>
+              <w:right w:type="dxa" w:w="140"/>
+            </w:tcMar>
+          </w:tcPr>
+          <w:p>
+            <w:pPr>
+              <w:spacing w:after="0" w:before="0"/>
+            </w:pPr>
+            <w:r>
+              <w:rPr>
+                <w:color w:val="2A3142"/>
+                <w:sz w:val="20"/>
+                <w:szCs w:val="20"/>
+              </w:rPr>
+              <w:t xml:space="preserve">~2 weeks</w:t>
+            </w:r>
+          </w:p>
+        </w:tc>
+        <w:tc>
+          <w:tcPr>
+            <w:tcW w:type="dxa" w:w="4033"/>
+            <w:tcBorders>
+              <w:top w:val="single" w:color="D9D2C7" w:sz="4"/>
+              <w:left w:val="single" w:color="D9D2C7" w:sz="4"/>
+              <w:bottom w:val="single" w:color="D9D2C7" w:sz="4"/>
+              <w:right w:val="single" w:color="D9D2C7" w:sz="4"/>
+            </w:tcBorders>
+            <w:shd w:fill="FFFFFF" w:val="clear"/>
+            <w:tcMar>
+              <w:top w:type="dxa" w:w="100"/>
+              <w:left w:type="dxa" w:w="140"/>
+              <w:bottom w:type="dxa" w:w="100"/>
+              <w:right w:type="dxa" w:w="140"/>
+            </w:tcMar>
+          </w:tcPr>
+          <w:p>
+            <w:pPr>
+              <w:spacing w:after="0" w:before="0"/>
+            </w:pPr>
+            <w:r>
+              <w:rPr>
+                <w:color w:val="2A3142"/>
+                <w:sz w:val="20"/>
+                <w:szCs w:val="20"/>
+              </w:rPr>
+              <w:t xml:space="preserve">Faster to launch; one extra hop in the data path</w:t>
+            </w:r>
+          </w:p>
+        </w:tc>
+      </w:tr>
+      <w:tr>
+        <w:tc>
+          <w:tcPr>
+            <w:tcW w:type="dxa" w:w="4233"/>
+            <w:tcBorders>
+              <w:top w:val="single" w:color="D9D2C7" w:sz="4"/>
+              <w:left w:val="single" w:color="D9D2C7" w:sz="4"/>
+              <w:bottom w:val="single" w:color="D9D2C7" w:sz="4"/>
+              <w:right w:val="single" w:color="D9D2C7" w:sz="4"/>
+            </w:tcBorders>
+            <w:shd w:fill="EEE8E0" w:val="clear"/>
+            <w:tcMar>
+              <w:top w:type="dxa" w:w="100"/>
+              <w:left w:type="dxa" w:w="140"/>
+              <w:bottom w:type="dxa" w:w="100"/>
+              <w:right w:type="dxa" w:w="140"/>
+            </w:tcMar>
+          </w:tcPr>
+          <w:p>
+            <w:pPr>
+              <w:spacing w:after="0" w:before="0"/>
+            </w:pPr>
+            <w:r>
+              <w:rPr>
+                <w:color w:val="2A3142"/>
+                <w:sz w:val="20"/>
+                <w:szCs w:val="20"/>
+              </w:rPr>
+              <w:t xml:space="preserve">Native OpenClaw channel module — write against the adapter contract, contribute upstream</w:t>
+            </w:r>
+          </w:p>
+        </w:tc>
+        <w:tc>
+          <w:tcPr>
+            <w:tcW w:type="dxa" w:w="1814"/>
+            <w:tcBorders>
+              <w:top w:val="single" w:color="D9D2C7" w:sz="4"/>
+              <w:left w:val="single" w:color="D9D2C7" w:sz="4"/>
+              <w:bottom w:val="single" w:color="D9D2C7" w:sz="4"/>
+              <w:right w:val="single" w:color="D9D2C7" w:sz="4"/>
+            </w:tcBorders>
+            <w:shd w:fill="EEE8E0" w:val="clear"/>
+            <w:tcMar>
+              <w:top w:type="dxa" w:w="100"/>
+              <w:left w:type="dxa" w:w="140"/>
+              <w:bottom w:type="dxa" w:w="100"/>
+              <w:right w:type="dxa" w:w="140"/>
+            </w:tcMar>
+          </w:tcPr>
+          <w:p>
+            <w:pPr>
+              <w:spacing w:after="0" w:before="0"/>
+            </w:pPr>
+            <w:r>
+              <w:rPr>
+                <w:color w:val="2A3142"/>
+                <w:sz w:val="20"/>
+                <w:szCs w:val="20"/>
+              </w:rPr>
+              <w:t xml:space="preserve">~3–4 weeks</w:t>
+            </w:r>
+          </w:p>
+        </w:tc>
+        <w:tc>
+          <w:tcPr>
+            <w:tcW w:type="dxa" w:w="4033"/>
+            <w:tcBorders>
+              <w:top w:val="single" w:color="D9D2C7" w:sz="4"/>
+              <w:left w:val="single" w:color="D9D2C7" w:sz="4"/>
+              <w:bottom w:val="single" w:color="D9D2C7" w:sz="4"/>
+              <w:right w:val="single" w:color="D9D2C7" w:sz="4"/>
+            </w:tcBorders>
+            <w:shd w:fill="EEE8E0" w:val="clear"/>
+            <w:tcMar>
+              <w:top w:type="dxa" w:w="100"/>
+              <w:left w:type="dxa" w:w="140"/>
+              <w:bottom w:type="dxa" w:w="100"/>
+              <w:right w:type="dxa" w:w="140"/>
+            </w:tcMar>
+          </w:tcPr>
+          <w:p>
+            <w:pPr>
+              <w:spacing w:after="0" w:before="0"/>
+            </w:pPr>
+            <w:r>
+              <w:rPr>
+                <w:color w:val="2A3142"/>
+                <w:sz w:val="20"/>
+                <w:szCs w:val="20"/>
+              </w:rPr>
+              <w:t xml:space="preserve">Cleaner long-term; one less moving part; potential open-source contribution</w:t>
+            </w:r>
+          </w:p>
+        </w:tc>
+      </w:tr>
+    </w:tbl>
+    <w:p>
+      <w:pPr>
+        <w:pStyle w:val="ListParagraph"/>
+        <w:numPr>
+          <w:ilvl w:val="0"/>
+          <w:numId w:val="2"/>
+        </w:numPr>
+        <w:spacing w:after="80" w:before="0" w:line="280"/>
+      </w:pPr>
+      <w:r>
+        <w:t xml:space="preserve">Phase 2 launch: Lark Messenger adapter only (covers Lark Concierge, the highest-leverage agent on the team's existing platform).</w:t>
+      </w:r>
+    </w:p>
+    <w:p>
+      <w:pPr>
+        <w:pStyle w:val="ListParagraph"/>
+        <w:numPr>
+          <w:ilvl w:val="0"/>
+          <w:numId w:val="2"/>
+        </w:numPr>
+        <w:spacing w:after="80" w:before="0" w:line="280"/>
+      </w:pPr>
+      <w:r>
+        <w:t xml:space="preserve">Phase 3: Zalo OA + FB Messenger adapters, on the schedule that lets Sleep Concierge expand off web.</w:t>
+      </w:r>
+    </w:p>
+    <w:p>
+      <w:pPr>
+        <w:pStyle w:val="ListParagraph"/>
+        <w:numPr>
+          <w:ilvl w:val="0"/>
+          <w:numId w:val="2"/>
+        </w:numPr>
+        <w:spacing w:after="80" w:before="0" w:line="280"/>
+      </w:pPr>
+      <w:r>
+        <w:t xml:space="preserve">Phase 4: revisit native rewrite of any bridge that grows brittle under load.</w:t>
+      </w:r>
+    </w:p>
+    <w:p>
       <w:r>
         <w:br w:type="page"/>
       </w:r>
@@ -4454,7 +4981,7 @@
         <w:pStyle w:val="Heading2"/>
       </w:pPr>
       <w:r>
-        <w:t xml:space="preserve">6.1  Buy / adopt</w:t>
+        <w:t xml:space="preserve">6.1  Adopt / configure</w:t>
       </w:r>
     </w:p>
     <w:tbl>
@@ -4606,7 +5133,7 @@
                 <w:sz w:val="20"/>
                 <w:szCs w:val="20"/>
               </w:rPr>
-              <w:t xml:space="preserve">LLM</w:t>
+              <w:t xml:space="preserve">Agent orchestration</w:t>
             </w:r>
           </w:p>
         </w:tc>
@@ -4637,7 +5164,7 @@
                 <w:sz w:val="20"/>
                 <w:szCs w:val="20"/>
               </w:rPr>
-              <w:t xml:space="preserve">Claude via Anthropic API</w:t>
+              <w:t xml:space="preserve">OpenClaw (self-hosted)</w:t>
             </w:r>
           </w:p>
         </w:tc>
@@ -4668,7 +5195,7 @@
                 <w:sz w:val="20"/>
                 <w:szCs w:val="20"/>
               </w:rPr>
-              <w:t xml:space="preserve">Strong Vietnamese performance, robust tool use, predictable pricing</w:t>
+              <w:t xml:space="preserve">Gateway + Agent Runtime + Mission Control; multi-model, multi-channel, sandbox execution; Ru9 keeps data control</w:t>
             </w:r>
           </w:p>
         </w:tc>
@@ -4701,7 +5228,7 @@
                 <w:sz w:val="20"/>
                 <w:szCs w:val="20"/>
               </w:rPr>
-              <w:t xml:space="preserve">Data warehouse</w:t>
+              <w:t xml:space="preserve">LLM</w:t>
             </w:r>
           </w:p>
         </w:tc>
@@ -4732,7 +5259,7 @@
                 <w:sz w:val="20"/>
                 <w:szCs w:val="20"/>
               </w:rPr>
-              <w:t xml:space="preserve">Google BigQuery (APAC)</w:t>
+              <w:t xml:space="preserve">Claude via Anthropic API (through OpenClaw Claude Engine)</w:t>
             </w:r>
           </w:p>
         </w:tc>
@@ -4763,7 +5290,7 @@
                 <w:sz w:val="20"/>
                 <w:szCs w:val="20"/>
               </w:rPr>
-              <w:t xml:space="preserve">Cost-effective, native Power BI connector, serverless</w:t>
+              <w:t xml:space="preserve">Strong Vietnamese performance, robust tool use, predictable pricing; OpenClaw's Proxy Handler formats requests in Anthropic format</w:t>
             </w:r>
           </w:p>
         </w:tc>
@@ -4796,7 +5323,7 @@
                 <w:sz w:val="20"/>
                 <w:szCs w:val="20"/>
               </w:rPr>
-              <w:t xml:space="preserve">Orchestration glue</w:t>
+              <w:t xml:space="preserve">Data warehouse</w:t>
             </w:r>
           </w:p>
         </w:tc>
@@ -4827,7 +5354,7 @@
                 <w:sz w:val="20"/>
                 <w:szCs w:val="20"/>
               </w:rPr>
-              <w:t xml:space="preserve">n8n (self-hosted) or Lark Anycross</w:t>
+              <w:t xml:space="preserve">Google BigQuery (APAC)</w:t>
             </w:r>
           </w:p>
         </w:tc>
@@ -4858,7 +5385,7 @@
                 <w:sz w:val="20"/>
                 <w:szCs w:val="20"/>
               </w:rPr>
-              <w:t xml:space="preserve">Visual flows for non-engineers; n8n covers cross-system gaps</w:t>
+              <w:t xml:space="preserve">Cost-effective, native Power BI connector, serverless</w:t>
             </w:r>
           </w:p>
         </w:tc>
@@ -4891,7 +5418,7 @@
                 <w:sz w:val="20"/>
                 <w:szCs w:val="20"/>
               </w:rPr>
-              <w:t xml:space="preserve">Vector store</w:t>
+              <w:t xml:space="preserve">Workflow glue</w:t>
             </w:r>
           </w:p>
         </w:tc>
@@ -4922,7 +5449,7 @@
                 <w:sz w:val="20"/>
                 <w:szCs w:val="20"/>
               </w:rPr>
-              <w:t xml:space="preserve">pgvector on managed Postgres</w:t>
+              <w:t xml:space="preserve">n8n (self-hosted) or Lark Anycross</w:t>
             </w:r>
           </w:p>
         </w:tc>
@@ -4953,7 +5480,7 @@
                 <w:sz w:val="20"/>
                 <w:szCs w:val="20"/>
               </w:rPr>
-              <w:t xml:space="preserve">Simpler to govern; one less external dependency at this stage</w:t>
+              <w:t xml:space="preserve">Sits between sources and OpenClaw; useful for channel bridges and ETL flows that don't belong inside an agent</w:t>
             </w:r>
           </w:p>
         </w:tc>
@@ -4986,7 +5513,7 @@
                 <w:sz w:val="20"/>
                 <w:szCs w:val="20"/>
               </w:rPr>
-              <w:t xml:space="preserve">Observability</w:t>
+              <w:t xml:space="preserve">Vector store</w:t>
             </w:r>
           </w:p>
         </w:tc>
@@ -5017,7 +5544,7 @@
                 <w:sz w:val="20"/>
                 <w:szCs w:val="20"/>
               </w:rPr>
-              <w:t xml:space="preserve">LangSmith or Helicone</w:t>
+              <w:t xml:space="preserve">pgvector on managed Postgres</w:t>
             </w:r>
           </w:p>
         </w:tc>
@@ -5048,7 +5575,7 @@
                 <w:sz w:val="20"/>
                 <w:szCs w:val="20"/>
               </w:rPr>
-              <w:t xml:space="preserve">Per-agent traces, cost dashboards, eval integration</w:t>
+              <w:t xml:space="preserve">Simpler to govern; one less external dependency at this stage</w:t>
             </w:r>
           </w:p>
         </w:tc>
@@ -5081,6 +5608,101 @@
                 <w:sz w:val="20"/>
                 <w:szCs w:val="20"/>
               </w:rPr>
+              <w:t xml:space="preserve">Observability</w:t>
+            </w:r>
+          </w:p>
+        </w:tc>
+        <w:tc>
+          <w:tcPr>
+            <w:tcW w:type="dxa" w:w="3225"/>
+            <w:tcBorders>
+              <w:top w:val="single" w:color="D9D2C7" w:sz="4"/>
+              <w:left w:val="single" w:color="D9D2C7" w:sz="4"/>
+              <w:bottom w:val="single" w:color="D9D2C7" w:sz="4"/>
+              <w:right w:val="single" w:color="D9D2C7" w:sz="4"/>
+            </w:tcBorders>
+            <w:shd w:fill="EEE8E0" w:val="clear"/>
+            <w:tcMar>
+              <w:top w:type="dxa" w:w="100"/>
+              <w:left w:type="dxa" w:w="140"/>
+              <w:bottom w:type="dxa" w:w="100"/>
+              <w:right w:type="dxa" w:w="140"/>
+            </w:tcMar>
+          </w:tcPr>
+          <w:p>
+            <w:pPr>
+              <w:spacing w:after="0" w:before="0"/>
+            </w:pPr>
+            <w:r>
+              <w:rPr>
+                <w:color w:val="2A3142"/>
+                <w:sz w:val="20"/>
+                <w:szCs w:val="20"/>
+              </w:rPr>
+              <w:t xml:space="preserve">OpenClaw Mission Control + LangSmith or Helicone</w:t>
+            </w:r>
+          </w:p>
+        </w:tc>
+        <w:tc>
+          <w:tcPr>
+            <w:tcW w:type="dxa" w:w="4638"/>
+            <w:tcBorders>
+              <w:top w:val="single" w:color="D9D2C7" w:sz="4"/>
+              <w:left w:val="single" w:color="D9D2C7" w:sz="4"/>
+              <w:bottom w:val="single" w:color="D9D2C7" w:sz="4"/>
+              <w:right w:val="single" w:color="D9D2C7" w:sz="4"/>
+            </w:tcBorders>
+            <w:shd w:fill="EEE8E0" w:val="clear"/>
+            <w:tcMar>
+              <w:top w:type="dxa" w:w="100"/>
+              <w:left w:type="dxa" w:w="140"/>
+              <w:bottom w:type="dxa" w:w="100"/>
+              <w:right w:type="dxa" w:w="140"/>
+            </w:tcMar>
+          </w:tcPr>
+          <w:p>
+            <w:pPr>
+              <w:spacing w:after="0" w:before="0"/>
+            </w:pPr>
+            <w:r>
+              <w:rPr>
+                <w:color w:val="2A3142"/>
+                <w:sz w:val="20"/>
+                <w:szCs w:val="20"/>
+              </w:rPr>
+              <w:t xml:space="preserve">Mission Control for live ops + approvals; LangSmith/Helicone for deep prompt and eval analytics</w:t>
+            </w:r>
+          </w:p>
+        </w:tc>
+      </w:tr>
+      <w:tr>
+        <w:tc>
+          <w:tcPr>
+            <w:tcW w:type="dxa" w:w="2217"/>
+            <w:tcBorders>
+              <w:top w:val="single" w:color="D9D2C7" w:sz="4"/>
+              <w:left w:val="single" w:color="D9D2C7" w:sz="4"/>
+              <w:bottom w:val="single" w:color="D9D2C7" w:sz="4"/>
+              <w:right w:val="single" w:color="D9D2C7" w:sz="4"/>
+            </w:tcBorders>
+            <w:shd w:fill="FFFFFF" w:val="clear"/>
+            <w:tcMar>
+              <w:top w:type="dxa" w:w="100"/>
+              <w:left w:type="dxa" w:w="140"/>
+              <w:bottom w:type="dxa" w:w="100"/>
+              <w:right w:type="dxa" w:w="140"/>
+            </w:tcMar>
+          </w:tcPr>
+          <w:p>
+            <w:pPr>
+              <w:spacing w:after="0" w:before="0"/>
+            </w:pPr>
+            <w:r>
+              <w:rPr>
+                <w:color w:val="2A3142"/>
+                <w:sz w:val="20"/>
+                <w:szCs w:val="20"/>
+              </w:rPr>
               <w:t xml:space="preserve">Identity / SSO</w:t>
             </w:r>
           </w:p>
@@ -5094,7 +5716,7 @@
               <w:bottom w:val="single" w:color="D9D2C7" w:sz="4"/>
               <w:right w:val="single" w:color="D9D2C7" w:sz="4"/>
             </w:tcBorders>
-            <w:shd w:fill="EEE8E0" w:val="clear"/>
+            <w:shd w:fill="FFFFFF" w:val="clear"/>
             <w:tcMar>
               <w:top w:type="dxa" w:w="100"/>
               <w:left w:type="dxa" w:w="140"/>
@@ -5125,25 +5747,25 @@
               <w:bottom w:val="single" w:color="D9D2C7" w:sz="4"/>
               <w:right w:val="single" w:color="D9D2C7" w:sz="4"/>
             </w:tcBorders>
-            <w:shd w:fill="EEE8E0" w:val="clear"/>
-            <w:tcMar>
-              <w:top w:type="dxa" w:w="100"/>
-              <w:left w:type="dxa" w:w="140"/>
-              <w:bottom w:type="dxa" w:w="100"/>
-              <w:right w:type="dxa" w:w="140"/>
-            </w:tcMar>
-          </w:tcPr>
-          <w:p>
-            <w:pPr>
-              <w:spacing w:after="0" w:before="0"/>
-            </w:pPr>
-            <w:r>
-              <w:rPr>
-                <w:color w:val="2A3142"/>
-                <w:sz w:val="20"/>
-                <w:szCs w:val="20"/>
-              </w:rPr>
-              <w:t xml:space="preserve">Zero new vendors; already in place</w:t>
+            <w:shd w:fill="FFFFFF" w:val="clear"/>
+            <w:tcMar>
+              <w:top w:type="dxa" w:w="100"/>
+              <w:left w:type="dxa" w:w="140"/>
+              <w:bottom w:type="dxa" w:w="100"/>
+              <w:right w:type="dxa" w:w="140"/>
+            </w:tcMar>
+          </w:tcPr>
+          <w:p>
+            <w:pPr>
+              <w:spacing w:after="0" w:before="0"/>
+            </w:pPr>
+            <w:r>
+              <w:rPr>
+                <w:color w:val="2A3142"/>
+                <w:sz w:val="20"/>
+                <w:szCs w:val="20"/>
+              </w:rPr>
+              <w:t xml:space="preserve">Zero new vendors; reused for Mission Control approvals</w:t>
             </w:r>
           </w:p>
         </w:tc>
@@ -5272,7 +5894,7 @@
                 <w:sz w:val="20"/>
                 <w:szCs w:val="20"/>
               </w:rPr>
-              <w:t xml:space="preserve">Customer 360 model</w:t>
+              <w:t xml:space="preserve">Channel adapters (Lark, Zalo OA, FB Messenger)</w:t>
             </w:r>
           </w:p>
         </w:tc>
@@ -5303,7 +5925,7 @@
                 <w:sz w:val="20"/>
                 <w:szCs w:val="20"/>
               </w:rPr>
-              <w:t xml:space="preserve">Identity stitch logic is unique to Ru9's channel mix</w:t>
+              <w:t xml:space="preserve">Not shipped with OpenClaw; either bridged via n8n or built as native channel modules</w:t>
             </w:r>
           </w:p>
         </w:tc>
@@ -5336,7 +5958,7 @@
                 <w:sz w:val="20"/>
                 <w:szCs w:val="20"/>
               </w:rPr>
-              <w:t xml:space="preserve">Sleep diagnostic</w:t>
+              <w:t xml:space="preserve">Customer 360 model</w:t>
             </w:r>
           </w:p>
         </w:tc>
@@ -5367,7 +5989,7 @@
                 <w:sz w:val="20"/>
                 <w:szCs w:val="20"/>
               </w:rPr>
-              <w:t xml:space="preserve">Encodes Ru9's product-fit logic — proprietary IP</w:t>
+              <w:t xml:space="preserve">Identity stitch logic is unique to Ru9's channel mix</w:t>
             </w:r>
           </w:p>
         </w:tc>
@@ -5400,7 +6022,7 @@
                 <w:sz w:val="20"/>
                 <w:szCs w:val="20"/>
               </w:rPr>
-              <w:t xml:space="preserve">Trial state machine</w:t>
+              <w:t xml:space="preserve">Sleep diagnostic</w:t>
             </w:r>
           </w:p>
         </w:tc>
@@ -5431,7 +6053,7 @@
                 <w:sz w:val="20"/>
                 <w:szCs w:val="20"/>
               </w:rPr>
-              <w:t xml:space="preserve">Owns the 100-night lifecycle including Ru9-specific exception paths</w:t>
+              <w:t xml:space="preserve">Encodes Ru9's product-fit logic — proprietary IP</w:t>
             </w:r>
           </w:p>
         </w:tc>
@@ -5464,7 +6086,7 @@
                 <w:sz w:val="20"/>
                 <w:szCs w:val="20"/>
               </w:rPr>
-              <w:t xml:space="preserve">Tool registry</w:t>
+              <w:t xml:space="preserve">Trial state machine</w:t>
             </w:r>
           </w:p>
         </w:tc>
@@ -5495,7 +6117,7 @@
                 <w:sz w:val="20"/>
                 <w:szCs w:val="20"/>
               </w:rPr>
-              <w:t xml:space="preserve">Typed wrappers around Lark Base, POS, Power BI APIs that agents call</w:t>
+              <w:t xml:space="preserve">Owns the 100-night lifecycle including Ru9-specific exception paths</w:t>
             </w:r>
           </w:p>
         </w:tc>
@@ -5528,7 +6150,7 @@
                 <w:sz w:val="20"/>
                 <w:szCs w:val="20"/>
               </w:rPr>
-              <w:t xml:space="preserve">Eval harness</w:t>
+              <w:t xml:space="preserve">Tool registry (typed wrappers)</w:t>
             </w:r>
           </w:p>
         </w:tc>
@@ -5559,7 +6181,7 @@
                 <w:sz w:val="20"/>
                 <w:szCs w:val="20"/>
               </w:rPr>
-              <w:t xml:space="preserve">Vietnamese-language goldens are not commodity</w:t>
+              <w:t xml:space="preserve">Lark Base, POS, BigQuery, Power BI wrappers that the OpenClaw Execution Layer calls</w:t>
             </w:r>
           </w:p>
         </w:tc>
@@ -5592,6 +6214,134 @@
                 <w:sz w:val="20"/>
                 <w:szCs w:val="20"/>
               </w:rPr>
+              <w:t xml:space="preserve">Agent runtime configs</w:t>
+            </w:r>
+          </w:p>
+        </w:tc>
+        <w:tc>
+          <w:tcPr>
+            <w:tcW w:type="dxa" w:w="6855"/>
+            <w:tcBorders>
+              <w:top w:val="single" w:color="D9D2C7" w:sz="4"/>
+              <w:left w:val="single" w:color="D9D2C7" w:sz="4"/>
+              <w:bottom w:val="single" w:color="D9D2C7" w:sz="4"/>
+              <w:right w:val="single" w:color="D9D2C7" w:sz="4"/>
+            </w:tcBorders>
+            <w:shd w:fill="EEE8E0" w:val="clear"/>
+            <w:tcMar>
+              <w:top w:type="dxa" w:w="100"/>
+              <w:left w:type="dxa" w:w="140"/>
+              <w:bottom w:type="dxa" w:w="100"/>
+              <w:right w:type="dxa" w:w="140"/>
+            </w:tcMar>
+          </w:tcPr>
+          <w:p>
+            <w:pPr>
+              <w:spacing w:after="0" w:before="0"/>
+            </w:pPr>
+            <w:r>
+              <w:rPr>
+                <w:color w:val="2A3142"/>
+                <w:sz w:val="20"/>
+                <w:szCs w:val="20"/>
+              </w:rPr>
+              <w:t xml:space="preserve">Per-agent prompts, tool allow-lists, memory policies — defined as OpenClaw configs</w:t>
+            </w:r>
+          </w:p>
+        </w:tc>
+      </w:tr>
+      <w:tr>
+        <w:tc>
+          <w:tcPr>
+            <w:tcW w:type="dxa" w:w="3225"/>
+            <w:tcBorders>
+              <w:top w:val="single" w:color="D9D2C7" w:sz="4"/>
+              <w:left w:val="single" w:color="D9D2C7" w:sz="4"/>
+              <w:bottom w:val="single" w:color="D9D2C7" w:sz="4"/>
+              <w:right w:val="single" w:color="D9D2C7" w:sz="4"/>
+            </w:tcBorders>
+            <w:shd w:fill="FFFFFF" w:val="clear"/>
+            <w:tcMar>
+              <w:top w:type="dxa" w:w="100"/>
+              <w:left w:type="dxa" w:w="140"/>
+              <w:bottom w:type="dxa" w:w="100"/>
+              <w:right w:type="dxa" w:w="140"/>
+            </w:tcMar>
+          </w:tcPr>
+          <w:p>
+            <w:pPr>
+              <w:spacing w:after="0" w:before="0"/>
+            </w:pPr>
+            <w:r>
+              <w:rPr>
+                <w:color w:val="2A3142"/>
+                <w:sz w:val="20"/>
+                <w:szCs w:val="20"/>
+              </w:rPr>
+              <w:t xml:space="preserve">Eval harness</w:t>
+            </w:r>
+          </w:p>
+        </w:tc>
+        <w:tc>
+          <w:tcPr>
+            <w:tcW w:type="dxa" w:w="6855"/>
+            <w:tcBorders>
+              <w:top w:val="single" w:color="D9D2C7" w:sz="4"/>
+              <w:left w:val="single" w:color="D9D2C7" w:sz="4"/>
+              <w:bottom w:val="single" w:color="D9D2C7" w:sz="4"/>
+              <w:right w:val="single" w:color="D9D2C7" w:sz="4"/>
+            </w:tcBorders>
+            <w:shd w:fill="FFFFFF" w:val="clear"/>
+            <w:tcMar>
+              <w:top w:type="dxa" w:w="100"/>
+              <w:left w:type="dxa" w:w="140"/>
+              <w:bottom w:type="dxa" w:w="100"/>
+              <w:right w:type="dxa" w:w="140"/>
+            </w:tcMar>
+          </w:tcPr>
+          <w:p>
+            <w:pPr>
+              <w:spacing w:after="0" w:before="0"/>
+            </w:pPr>
+            <w:r>
+              <w:rPr>
+                <w:color w:val="2A3142"/>
+                <w:sz w:val="20"/>
+                <w:szCs w:val="20"/>
+              </w:rPr>
+              <w:t xml:space="preserve">Vietnamese-language goldens are not commodity</w:t>
+            </w:r>
+          </w:p>
+        </w:tc>
+      </w:tr>
+      <w:tr>
+        <w:tc>
+          <w:tcPr>
+            <w:tcW w:type="dxa" w:w="3225"/>
+            <w:tcBorders>
+              <w:top w:val="single" w:color="D9D2C7" w:sz="4"/>
+              <w:left w:val="single" w:color="D9D2C7" w:sz="4"/>
+              <w:bottom w:val="single" w:color="D9D2C7" w:sz="4"/>
+              <w:right w:val="single" w:color="D9D2C7" w:sz="4"/>
+            </w:tcBorders>
+            <w:shd w:fill="EEE8E0" w:val="clear"/>
+            <w:tcMar>
+              <w:top w:type="dxa" w:w="100"/>
+              <w:left w:type="dxa" w:w="140"/>
+              <w:bottom w:type="dxa" w:w="100"/>
+              <w:right w:type="dxa" w:w="140"/>
+            </w:tcMar>
+          </w:tcPr>
+          <w:p>
+            <w:pPr>
+              <w:spacing w:after="0" w:before="0"/>
+            </w:pPr>
+            <w:r>
+              <w:rPr>
+                <w:color w:val="2A3142"/>
+                <w:sz w:val="20"/>
+                <w:szCs w:val="20"/>
+              </w:rPr>
               <w:t xml:space="preserve">Policy engine</w:t>
             </w:r>
           </w:p>
@@ -5623,7 +6373,7 @@
                 <w:sz w:val="20"/>
                 <w:szCs w:val="20"/>
               </w:rPr>
-              <w:t xml:space="preserve">Approval thresholds, PII rules, action allow-lists are specific to Ru9 governance</w:t>
+              <w:t xml:space="preserve">Approval thresholds, PII rules, action allow-lists wired into Mission Control</w:t>
             </w:r>
           </w:p>
         </w:tc>
@@ -6687,6 +7437,19 @@
         <w:spacing w:after="80" w:before="0" w:line="280"/>
       </w:pPr>
       <w:r>
+        <w:t xml:space="preserve">Deployment topology agreed: APAC region, VPC layout, secrets posture, Mission Control SSO design.</w:t>
+      </w:r>
+    </w:p>
+    <w:p>
+      <w:pPr>
+        <w:pStyle w:val="ListParagraph"/>
+        <w:numPr>
+          <w:ilvl w:val="0"/>
+          <w:numId w:val="2"/>
+        </w:numPr>
+        <w:spacing w:after="80" w:before="0" w:line="280"/>
+      </w:pPr>
+      <w:r>
         <w:t xml:space="preserve">Success metrics + baselines locked. RACI for AI ops signed.</w:t>
       </w:r>
     </w:p>
@@ -6734,6 +7497,45 @@
         <w:spacing w:after="80" w:before="0" w:line="280"/>
       </w:pPr>
       <w:r>
+        <w:t xml:space="preserve">OpenClaw Gateway provisioned in APAC VPC; Mission Control deployed behind Lark SSO.</w:t>
+      </w:r>
+    </w:p>
+    <w:p>
+      <w:pPr>
+        <w:pStyle w:val="ListParagraph"/>
+        <w:numPr>
+          <w:ilvl w:val="0"/>
+          <w:numId w:val="2"/>
+        </w:numPr>
+        <w:spacing w:after="80" w:before="0" w:line="280"/>
+      </w:pPr>
+      <w:r>
+        <w:t xml:space="preserve">Lark Messenger channel adapter built and connected to the Gateway (bridge approach via n8n / Anycross for speed).</w:t>
+      </w:r>
+    </w:p>
+    <w:p>
+      <w:pPr>
+        <w:pStyle w:val="ListParagraph"/>
+        <w:numPr>
+          <w:ilvl w:val="0"/>
+          <w:numId w:val="2"/>
+        </w:numPr>
+        <w:spacing w:after="80" w:before="0" w:line="280"/>
+      </w:pPr>
+      <w:r>
+        <w:t xml:space="preserve">Claude Engine wired through OpenClaw Proxy Handler; sandbox runner provisioned with allow-listed egress.</w:t>
+      </w:r>
+    </w:p>
+    <w:p>
+      <w:pPr>
+        <w:pStyle w:val="ListParagraph"/>
+        <w:numPr>
+          <w:ilvl w:val="0"/>
+          <w:numId w:val="2"/>
+        </w:numPr>
+        <w:spacing w:after="80" w:before="0" w:line="280"/>
+      </w:pPr>
+      <w:r>
         <w:t xml:space="preserve">Customer 360 v1 deployed: stitch logic across POS, ecom, Zalo, FB.</w:t>
       </w:r>
     </w:p>
@@ -6760,7 +7562,7 @@
         <w:spacing w:after="80" w:before="0" w:line="280"/>
       </w:pPr>
       <w:r>
-        <w:t xml:space="preserve">Tool registry built: typed wrappers around Lark Base, POS, ecom, Power BI APIs.</w:t>
+        <w:t xml:space="preserve">Tool registry built: typed wrappers around Lark Base, POS, ecom, Power BI APIs — registered in OpenClaw with per-agent permissions.</w:t>
       </w:r>
     </w:p>
     <w:p>
@@ -6786,7 +7588,7 @@
         <w:spacing w:after="80" w:before="0" w:line="280"/>
       </w:pPr>
       <w:r>
-        <w:t xml:space="preserve">Governance baseline live: PDPD documentation, audit log, PII masking layer, secret rotation runbook.</w:t>
+        <w:t xml:space="preserve">Governance baseline live: PDPD documentation, audit log via Mission Control, PII masking layer, secret rotation runbook.</w:t>
       </w:r>
     </w:p>
     <w:p>
@@ -6807,20 +7609,33 @@
         <w:spacing w:after="80" w:before="0" w:line="280"/>
       </w:pPr>
       <w:r>
-        <w:t xml:space="preserve">Sleep Concierge launches on web first. After two weeks of stable metrics, expands to Zalo OA, then FB Messenger.</w:t>
-      </w:r>
-    </w:p>
-    <w:p>
-      <w:pPr>
-        <w:pStyle w:val="ListParagraph"/>
-        <w:numPr>
-          <w:ilvl w:val="0"/>
-          <w:numId w:val="2"/>
-        </w:numPr>
-        <w:spacing w:after="80" w:before="0" w:line="280"/>
-      </w:pPr>
-      <w:r>
-        <w:t xml:space="preserve">Lark Concierge launches inside one Lark group as pilot. After four weeks, opens to all of Ru9.</w:t>
+        <w:t xml:space="preserve">Lark Concierge launches inside one Lark group as pilot (lowest-risk, highest-leverage agent on the team's existing channel). After four weeks, opens to all of Ru9.</w:t>
+      </w:r>
+    </w:p>
+    <w:p>
+      <w:pPr>
+        <w:pStyle w:val="ListParagraph"/>
+        <w:numPr>
+          <w:ilvl w:val="0"/>
+          <w:numId w:val="2"/>
+        </w:numPr>
+        <w:spacing w:after="80" w:before="0" w:line="280"/>
+      </w:pPr>
+      <w:r>
+        <w:t xml:space="preserve">Sleep Concierge launches on web chat. After two weeks of stable metrics, expands behind the Zalo OA + FB Messenger adapters built in this phase.</w:t>
+      </w:r>
+    </w:p>
+    <w:p>
+      <w:pPr>
+        <w:pStyle w:val="ListParagraph"/>
+        <w:numPr>
+          <w:ilvl w:val="0"/>
+          <w:numId w:val="2"/>
+        </w:numPr>
+        <w:spacing w:after="80" w:before="0" w:line="280"/>
+      </w:pPr>
+      <w:r>
+        <w:t xml:space="preserve">Zalo OA and FB Messenger channel adapters delivered (bridge approach).</w:t>
       </w:r>
     </w:p>
     <w:p>
@@ -6846,6 +7661,19 @@
         <w:spacing w:after="80" w:before="0" w:line="280"/>
       </w:pPr>
       <w:r>
+        <w:t xml:space="preserve">Mission Control approval workflow live for first human-in-loop case (CX escalations).</w:t>
+      </w:r>
+    </w:p>
+    <w:p>
+      <w:pPr>
+        <w:pStyle w:val="ListParagraph"/>
+        <w:numPr>
+          <w:ilvl w:val="0"/>
+          <w:numId w:val="2"/>
+        </w:numPr>
+        <w:spacing w:after="80" w:before="0" w:line="280"/>
+      </w:pPr>
+      <w:r>
         <w:t xml:space="preserve">Weekly review cycle becomes routine: prompt iterations, eval set growth, anomaly investigation.</w:t>
       </w:r>
     </w:p>
@@ -6867,7 +7695,7 @@
         <w:spacing w:after="80" w:before="0" w:line="280"/>
       </w:pPr>
       <w:r>
-        <w:t xml:space="preserve">Inventory Sentinel launches in shadow mode for one month, then live with auto-alerts and human-approved POs.</w:t>
+        <w:t xml:space="preserve">Inventory Sentinel launches in shadow mode for one month, then live with auto-alerts and human-approved POs (PO approval flows through Mission Control).</w:t>
       </w:r>
     </w:p>
     <w:p>
@@ -6911,6 +7739,19 @@
     </w:p>
     <w:p>
       <w:pPr>
+        <w:pStyle w:val="ListParagraph"/>
+        <w:numPr>
+          <w:ilvl w:val="0"/>
+          <w:numId w:val="2"/>
+        </w:numPr>
+        <w:spacing w:after="80" w:before="0" w:line="280"/>
+      </w:pPr>
+      <w:r>
+        <w:t xml:space="preserve">Channel adapter review: decide whether any bridges need to graduate to native OpenClaw channel modules.</w:t>
+      </w:r>
+    </w:p>
+    <w:p>
+      <w:pPr>
         <w:pStyle w:val="Heading2"/>
       </w:pPr>
       <w:r>
@@ -6940,7 +7781,7 @@
         <w:spacing w:after="80" w:before="0" w:line="280"/>
       </w:pPr>
       <w:r>
-        <w:t xml:space="preserve">Cross-agent handoffs in production (e.g., Trial Guardian → Inventory Sentinel for swap availability).</w:t>
+        <w:t xml:space="preserve">Cross-agent handoffs in production via OpenClaw multi-agent council (e.g., Trial Guardian → Inventory Sentinel for swap availability).</w:t>
       </w:r>
     </w:p>
     <w:p>
@@ -10219,6 +11060,258 @@
                 <w:szCs w:val="20"/>
               </w:rPr>
               <w:t xml:space="preserve">Abstraction layer over LLM API; avoid proprietary DW features early</w:t>
+            </w:r>
+          </w:p>
+        </w:tc>
+      </w:tr>
+      <w:tr>
+        <w:tc>
+          <w:tcPr>
+            <w:tcW w:type="dxa" w:w="3427"/>
+            <w:tcBorders>
+              <w:top w:val="single" w:color="D9D2C7" w:sz="4"/>
+              <w:left w:val="single" w:color="D9D2C7" w:sz="4"/>
+              <w:bottom w:val="single" w:color="D9D2C7" w:sz="4"/>
+              <w:right w:val="single" w:color="D9D2C7" w:sz="4"/>
+            </w:tcBorders>
+            <w:shd w:fill="FFFFFF" w:val="clear"/>
+            <w:tcMar>
+              <w:top w:type="dxa" w:w="100"/>
+              <w:left w:type="dxa" w:w="140"/>
+              <w:bottom w:type="dxa" w:w="100"/>
+              <w:right w:type="dxa" w:w="140"/>
+            </w:tcMar>
+          </w:tcPr>
+          <w:p>
+            <w:pPr>
+              <w:spacing w:after="0" w:before="0"/>
+            </w:pPr>
+            <w:r>
+              <w:rPr>
+                <w:color w:val="2A3142"/>
+                <w:sz w:val="20"/>
+                <w:szCs w:val="20"/>
+              </w:rPr>
+              <w:t xml:space="preserve">OpenClaw maturity gap on Vietnam-specific channels</w:t>
+            </w:r>
+          </w:p>
+        </w:tc>
+        <w:tc>
+          <w:tcPr>
+            <w:tcW w:type="dxa" w:w="1310"/>
+            <w:tcBorders>
+              <w:top w:val="single" w:color="D9D2C7" w:sz="4"/>
+              <w:left w:val="single" w:color="D9D2C7" w:sz="4"/>
+              <w:bottom w:val="single" w:color="D9D2C7" w:sz="4"/>
+              <w:right w:val="single" w:color="D9D2C7" w:sz="4"/>
+            </w:tcBorders>
+            <w:shd w:fill="FFFFFF" w:val="clear"/>
+            <w:tcMar>
+              <w:top w:type="dxa" w:w="100"/>
+              <w:left w:type="dxa" w:w="140"/>
+              <w:bottom w:type="dxa" w:w="100"/>
+              <w:right w:type="dxa" w:w="140"/>
+            </w:tcMar>
+          </w:tcPr>
+          <w:p>
+            <w:pPr>
+              <w:spacing w:after="0" w:before="0"/>
+            </w:pPr>
+            <w:r>
+              <w:rPr>
+                <w:color w:val="2A3142"/>
+                <w:sz w:val="20"/>
+                <w:szCs w:val="20"/>
+              </w:rPr>
+              <w:t xml:space="preserve">Medium</w:t>
+            </w:r>
+          </w:p>
+        </w:tc>
+        <w:tc>
+          <w:tcPr>
+            <w:tcW w:type="dxa" w:w="1310"/>
+            <w:tcBorders>
+              <w:top w:val="single" w:color="D9D2C7" w:sz="4"/>
+              <w:left w:val="single" w:color="D9D2C7" w:sz="4"/>
+              <w:bottom w:val="single" w:color="D9D2C7" w:sz="4"/>
+              <w:right w:val="single" w:color="D9D2C7" w:sz="4"/>
+            </w:tcBorders>
+            <w:shd w:fill="FFFFFF" w:val="clear"/>
+            <w:tcMar>
+              <w:top w:type="dxa" w:w="100"/>
+              <w:left w:type="dxa" w:w="140"/>
+              <w:bottom w:type="dxa" w:w="100"/>
+              <w:right w:type="dxa" w:w="140"/>
+            </w:tcMar>
+          </w:tcPr>
+          <w:p>
+            <w:pPr>
+              <w:spacing w:after="0" w:before="0"/>
+            </w:pPr>
+            <w:r>
+              <w:rPr>
+                <w:color w:val="2A3142"/>
+                <w:sz w:val="20"/>
+                <w:szCs w:val="20"/>
+              </w:rPr>
+              <w:t xml:space="preserve">Medium</w:t>
+            </w:r>
+          </w:p>
+        </w:tc>
+        <w:tc>
+          <w:tcPr>
+            <w:tcW w:type="dxa" w:w="4033"/>
+            <w:tcBorders>
+              <w:top w:val="single" w:color="D9D2C7" w:sz="4"/>
+              <w:left w:val="single" w:color="D9D2C7" w:sz="4"/>
+              <w:bottom w:val="single" w:color="D9D2C7" w:sz="4"/>
+              <w:right w:val="single" w:color="D9D2C7" w:sz="4"/>
+            </w:tcBorders>
+            <w:shd w:fill="FFFFFF" w:val="clear"/>
+            <w:tcMar>
+              <w:top w:type="dxa" w:w="100"/>
+              <w:left w:type="dxa" w:w="140"/>
+              <w:bottom w:type="dxa" w:w="100"/>
+              <w:right w:type="dxa" w:w="140"/>
+            </w:tcMar>
+          </w:tcPr>
+          <w:p>
+            <w:pPr>
+              <w:spacing w:after="0" w:before="0"/>
+            </w:pPr>
+            <w:r>
+              <w:rPr>
+                <w:color w:val="2A3142"/>
+                <w:sz w:val="20"/>
+                <w:szCs w:val="20"/>
+              </w:rPr>
+              <w:t xml:space="preserve">Bridge approach in Phase 1; native channel modules planned in Phase 3 review; commit to upstream contribution if blocked</w:t>
+            </w:r>
+          </w:p>
+        </w:tc>
+      </w:tr>
+      <w:tr>
+        <w:tc>
+          <w:tcPr>
+            <w:tcW w:type="dxa" w:w="3427"/>
+            <w:tcBorders>
+              <w:top w:val="single" w:color="D9D2C7" w:sz="4"/>
+              <w:left w:val="single" w:color="D9D2C7" w:sz="4"/>
+              <w:bottom w:val="single" w:color="D9D2C7" w:sz="4"/>
+              <w:right w:val="single" w:color="D9D2C7" w:sz="4"/>
+            </w:tcBorders>
+            <w:shd w:fill="EEE8E0" w:val="clear"/>
+            <w:tcMar>
+              <w:top w:type="dxa" w:w="100"/>
+              <w:left w:type="dxa" w:w="140"/>
+              <w:bottom w:type="dxa" w:w="100"/>
+              <w:right w:type="dxa" w:w="140"/>
+            </w:tcMar>
+          </w:tcPr>
+          <w:p>
+            <w:pPr>
+              <w:spacing w:after="0" w:before="0"/>
+            </w:pPr>
+            <w:r>
+              <w:rPr>
+                <w:color w:val="2A3142"/>
+                <w:sz w:val="20"/>
+                <w:szCs w:val="20"/>
+              </w:rPr>
+              <w:t xml:space="preserve">OpenClaw upstream changes break Ru9 customizations</w:t>
+            </w:r>
+          </w:p>
+        </w:tc>
+        <w:tc>
+          <w:tcPr>
+            <w:tcW w:type="dxa" w:w="1310"/>
+            <w:tcBorders>
+              <w:top w:val="single" w:color="D9D2C7" w:sz="4"/>
+              <w:left w:val="single" w:color="D9D2C7" w:sz="4"/>
+              <w:bottom w:val="single" w:color="D9D2C7" w:sz="4"/>
+              <w:right w:val="single" w:color="D9D2C7" w:sz="4"/>
+            </w:tcBorders>
+            <w:shd w:fill="EEE8E0" w:val="clear"/>
+            <w:tcMar>
+              <w:top w:type="dxa" w:w="100"/>
+              <w:left w:type="dxa" w:w="140"/>
+              <w:bottom w:type="dxa" w:w="100"/>
+              <w:right w:type="dxa" w:w="140"/>
+            </w:tcMar>
+          </w:tcPr>
+          <w:p>
+            <w:pPr>
+              <w:spacing w:after="0" w:before="0"/>
+            </w:pPr>
+            <w:r>
+              <w:rPr>
+                <w:color w:val="2A3142"/>
+                <w:sz w:val="20"/>
+                <w:szCs w:val="20"/>
+              </w:rPr>
+              <w:t xml:space="preserve">Medium</w:t>
+            </w:r>
+          </w:p>
+        </w:tc>
+        <w:tc>
+          <w:tcPr>
+            <w:tcW w:type="dxa" w:w="1310"/>
+            <w:tcBorders>
+              <w:top w:val="single" w:color="D9D2C7" w:sz="4"/>
+              <w:left w:val="single" w:color="D9D2C7" w:sz="4"/>
+              <w:bottom w:val="single" w:color="D9D2C7" w:sz="4"/>
+              <w:right w:val="single" w:color="D9D2C7" w:sz="4"/>
+            </w:tcBorders>
+            <w:shd w:fill="EEE8E0" w:val="clear"/>
+            <w:tcMar>
+              <w:top w:type="dxa" w:w="100"/>
+              <w:left w:type="dxa" w:w="140"/>
+              <w:bottom w:type="dxa" w:w="100"/>
+              <w:right w:type="dxa" w:w="140"/>
+            </w:tcMar>
+          </w:tcPr>
+          <w:p>
+            <w:pPr>
+              <w:spacing w:after="0" w:before="0"/>
+            </w:pPr>
+            <w:r>
+              <w:rPr>
+                <w:color w:val="2A3142"/>
+                <w:sz w:val="20"/>
+                <w:szCs w:val="20"/>
+              </w:rPr>
+              <w:t xml:space="preserve">Medium</w:t>
+            </w:r>
+          </w:p>
+        </w:tc>
+        <w:tc>
+          <w:tcPr>
+            <w:tcW w:type="dxa" w:w="4033"/>
+            <w:tcBorders>
+              <w:top w:val="single" w:color="D9D2C7" w:sz="4"/>
+              <w:left w:val="single" w:color="D9D2C7" w:sz="4"/>
+              <w:bottom w:val="single" w:color="D9D2C7" w:sz="4"/>
+              <w:right w:val="single" w:color="D9D2C7" w:sz="4"/>
+            </w:tcBorders>
+            <w:shd w:fill="EEE8E0" w:val="clear"/>
+            <w:tcMar>
+              <w:top w:type="dxa" w:w="100"/>
+              <w:left w:type="dxa" w:w="140"/>
+              <w:bottom w:type="dxa" w:w="100"/>
+              <w:right w:type="dxa" w:w="140"/>
+            </w:tcMar>
+          </w:tcPr>
+          <w:p>
+            <w:pPr>
+              <w:spacing w:after="0" w:before="0"/>
+            </w:pPr>
+            <w:r>
+              <w:rPr>
+                <w:color w:val="2A3142"/>
+                <w:sz w:val="20"/>
+                <w:szCs w:val="20"/>
+              </w:rPr>
+              <w:t xml:space="preserve">Pin OpenClaw versions; staging environment for upgrades; quarterly upgrade cadence with regression eval</w:t>
             </w:r>
           </w:p>
         </w:tc>
